--- a/dijital/dijital_tema-3-kim12.docx
+++ b/dijital/dijital_tema-3-kim12.docx
@@ -861,7 +861,7 @@
           <w:rFonts w:ascii="Times New Roman" w:hAnsi="Times New Roman" w:cs="Times New Roman"/>
           <w:lang w:val="tr-TR"/>
         </w:rPr>
-        <w:t xml:space="preserve">3. Ekran (Ölç ve karşılaştır): Öğrenci boya (böğürtlen, karadut, kırmızı lahana, ıspanak, zerdeçal), gümüş nanoparçacık (var/yok) ve ışık gücü (1000, 500, 100, 10 W/m²) seçebilsin. Simülasyon açık devre gerilimini, kısa devre akım yoğunluğunu ve en yüksek gücü versin; öğrenci verimi hesaplayıp kutuya yazsın, ardından doğru değer gösterilsin. Değerler kitaptaki Tablo B ve Tablo C ile aynı olsun.</w:t>
+        <w:t xml:space="preserve">3. Ekran (Ölç ve karşılaştır): Öğrenci boya (böğürtlen, karadut, kırmızı lahana, ıspanak, zerdeçal), gümüş nanoparçacık (var/yok) ve ışık gücü (1000, 500, 100, 10 W/m²) seçebilsin. Simülasyon açık devre gerilimini, kısa devre akım yoğunluğunu ve en yüksek gücü versin; öğrenci verimi hesaplayıp kutuya yazsın, ardından doğru değer gösterilsin. Değerler kitaptaki Analiz ve Keşif Atölyesi 3.1.’de yer alan ışık şiddeti ve ölçüm tablolarındaki değerlerle aynı olsun.</w:t>
       </w:r>
     </w:p>
     <w:p>

--- a/dijital/dijital_tema-3-kim12.docx
+++ b/dijital/dijital_tema-3-kim12.docx
@@ -453,7 +453,7 @@
           <w:rFonts w:ascii="Times New Roman" w:hAnsi="Times New Roman" w:cs="Times New Roman"/>
           <w:lang w:val="tr-TR"/>
         </w:rPr>
-        <w:t xml:space="preserve">a) Geleneksel güneş pilleri ile boyaya duyarlı güneş pillerinin niteliklerini tanımlar.</w:t>
+        <w:t xml:space="preserve">a. Geleneksel güneş pilleri ile boyaya duyarlı güneş pillerinin niteliklerini tanımlar.</w:t>
       </w:r>
     </w:p>
     <w:p>
@@ -469,7 +469,7 @@
           <w:rFonts w:ascii="Times New Roman" w:hAnsi="Times New Roman" w:cs="Times New Roman"/>
           <w:lang w:val="tr-TR"/>
         </w:rPr>
-        <w:t xml:space="preserve">b) Boyaya duyarlı güneş pillerinin verimliliğini belirlemek üzere hazır veri seti kullanır.</w:t>
+        <w:t xml:space="preserve">b. Boyaya duyarlı güneş pillerinin verimliliğini belirlemek üzere hazır veri seti kullanır.</w:t>
       </w:r>
     </w:p>
     <w:p>
@@ -485,7 +485,7 @@
           <w:rFonts w:ascii="Times New Roman" w:hAnsi="Times New Roman" w:cs="Times New Roman"/>
           <w:lang w:val="tr-TR"/>
         </w:rPr>
-        <w:t xml:space="preserve">c) Boyaya duyarlı güneş pillerinin verimliliklerine ilişkin topladığı verileri değerlendirir.</w:t>
+        <w:t xml:space="preserve">c. Boyaya duyarlı güneş pillerinin verimliliklerine ilişkin topladığı verileri değerlendirir.</w:t>
       </w:r>
     </w:p>
     <w:p>
@@ -521,7 +521,7 @@
           <w:rFonts w:ascii="Times New Roman" w:hAnsi="Times New Roman" w:cs="Times New Roman"/>
           <w:lang w:val="tr-TR"/>
         </w:rPr>
-        <w:t xml:space="preserve">a) Biyobozunur polimerin özelliğini düşünerek polimeri elde etme sürecine ilişkin amacını belirler.</w:t>
+        <w:t xml:space="preserve">a. Biyobozunur polimerin özelliğini düşünerek polimeri elde etme sürecine ilişkin amacını belirler.</w:t>
       </w:r>
     </w:p>
     <w:p>
@@ -537,7 +537,7 @@
           <w:rFonts w:ascii="Times New Roman" w:hAnsi="Times New Roman" w:cs="Times New Roman"/>
           <w:lang w:val="tr-TR"/>
         </w:rPr>
-        <w:t xml:space="preserve">b) Biyobozunur polimer elde etme sürecine ilişkin belirlediği amaca uygun bilgi toplar.</w:t>
+        <w:t xml:space="preserve">b. Biyobozunur polimer elde etme sürecine ilişkin belirlediği amaca uygun bilgi toplar.</w:t>
       </w:r>
     </w:p>
     <w:p>
@@ -553,7 +553,7 @@
           <w:rFonts w:ascii="Times New Roman" w:hAnsi="Times New Roman" w:cs="Times New Roman"/>
           <w:lang w:val="tr-TR"/>
         </w:rPr>
-        <w:t xml:space="preserve">c) Biyobozunur polimer elde etme sürecine ilişkin seçenekler belirler.</w:t>
+        <w:t xml:space="preserve">c. Biyobozunur polimer elde etme sürecine ilişkin seçenekler belirler.</w:t>
       </w:r>
     </w:p>
     <w:p>
@@ -569,7 +569,7 @@
           <w:rFonts w:ascii="Times New Roman" w:hAnsi="Times New Roman" w:cs="Times New Roman"/>
           <w:lang w:val="tr-TR"/>
         </w:rPr>
-        <w:t xml:space="preserve">ç) Biyobozunur polimer elde etme sürecine ilişkin seçenekler üzerinde mantıksal denetleme yapar.</w:t>
+        <w:t xml:space="preserve">ç. Biyobozunur polimer elde etme sürecine ilişkin seçenekler üzerinde mantıksal denetleme yapar.</w:t>
       </w:r>
     </w:p>
     <w:p>
@@ -585,7 +585,7 @@
           <w:rFonts w:ascii="Times New Roman" w:hAnsi="Times New Roman" w:cs="Times New Roman"/>
           <w:lang w:val="tr-TR"/>
         </w:rPr>
-        <w:t xml:space="preserve">d) İstediği özellikte biyobozunur polimer elde etme sürecinde kullanacağı bileşenlerin seçimini yapar.</w:t>
+        <w:t xml:space="preserve">d. İstediği özellikte biyobozunur polimer elde etme sürecinde kullanacağı bileşenlerin seçimini yapar.</w:t>
       </w:r>
     </w:p>
     <w:p>
@@ -601,7 +601,7 @@
           <w:rFonts w:ascii="Times New Roman" w:hAnsi="Times New Roman" w:cs="Times New Roman"/>
           <w:lang w:val="tr-TR"/>
         </w:rPr>
-        <w:t xml:space="preserve">e) Seçimi doğrultusunda istediği özellikte biyobozunur polimer elde edip etmediğine yönelik yansıtma yapar.</w:t>
+        <w:t xml:space="preserve">e. Seçimi doğrultusunda istediği özellikte biyobozunur polimer elde edip etmediğine yönelik yansıtma yapar.</w:t>
       </w:r>
     </w:p>
     <w:p>
@@ -637,7 +637,7 @@
           <w:rFonts w:ascii="Times New Roman" w:hAnsi="Times New Roman" w:cs="Times New Roman"/>
           <w:lang w:val="tr-TR"/>
         </w:rPr>
-        <w:t xml:space="preserve">a) Yapay zekâ uygulamalarının sürdürülebilirliğe etkilerini sorgular.</w:t>
+        <w:t xml:space="preserve">a. Yapay zekâ uygulamalarının sürdürülebilirliğe etkilerini sorgular.</w:t>
       </w:r>
     </w:p>
     <w:p>
@@ -653,7 +653,7 @@
           <w:rFonts w:ascii="Times New Roman" w:hAnsi="Times New Roman" w:cs="Times New Roman"/>
           <w:lang w:val="tr-TR"/>
         </w:rPr>
-        <w:t xml:space="preserve">b) Yapay zekâ uygulamalarının sürdürülebilirliğe etkileri ile ilgili akıl yürütür.</w:t>
+        <w:t xml:space="preserve">b. Yapay zekâ uygulamalarının sürdürülebilirliğe etkileri ile ilgili akıl yürütür.</w:t>
       </w:r>
     </w:p>
     <w:p>
@@ -669,7 +669,7 @@
           <w:rFonts w:ascii="Times New Roman" w:hAnsi="Times New Roman" w:cs="Times New Roman"/>
           <w:lang w:val="tr-TR"/>
         </w:rPr>
-        <w:t xml:space="preserve">c) Yapay zekâ uygulamalarının sürdürülebilirliğe etkilerine ilişkin ulaştığı çıkarımlar üzerine yansıtma yapar.</w:t>
+        <w:t xml:space="preserve">c. Yapay zekâ uygulamalarının sürdürülebilirliğe etkilerine ilişkin ulaştığı çıkarımlar üzerine yansıtma yapar.</w:t>
       </w:r>
     </w:p>
     <w:p>

--- a/dijital/dijital_tema-3-kim12.docx
+++ b/dijital/dijital_tema-3-kim12.docx
@@ -126,93 +126,45 @@
         <w:t xml:space="preserve"> · 100). Boyaya duyarlı güneş pillerinin verimi silisyum pillerden düşüktür; ancak ucuz malzemelerle düşük enerjiyle üretilebilir, renkli ve yarı saydam yapılabilir, düşük ışıkta verimini korur.</w:t>
       </w:r>
     </w:p>
-    <w:tbl>
-      <w:tblPr>
-        <w:tblW w:w="9000" w:type="dxa"/>
+    <w:p>
+      <w:pPr>
         <w:jc w:val="center"/>
-        <w:tblBorders>
-          <w:top w:val="single" w:sz="8" w:space="0" w:color="7F7F7F"/>
-          <w:left w:val="single" w:sz="8" w:space="0" w:color="7F7F7F"/>
-          <w:bottom w:val="single" w:sz="8" w:space="0" w:color="7F7F7F"/>
-          <w:right w:val="single" w:sz="8" w:space="0" w:color="7F7F7F"/>
-        </w:tblBorders>
-      </w:tblPr>
-      <w:tblGrid>
-        <w:gridCol w:w="9000"/>
-      </w:tblGrid>
-      <w:tr>
-        <w:tc>
-          <w:tcPr>
-            <w:tcW w:w="9000" w:type="dxa"/>
-            <w:shd w:val="clear" w:color="auto" w:fill="EDEDED"/>
-          </w:tcPr>
-          <w:p>
-            <w:pPr>
-              <w:jc w:val="both"/>
-              <w:rPr>
-                <w:rFonts w:ascii="Times New Roman" w:hAnsi="Times New Roman" w:cs="Times New Roman"/>
-                <w:lang w:val="tr-TR"/>
-              </w:rPr>
-            </w:pPr>
-            <w:r>
-              <w:rPr>
-                <w:rFonts w:ascii="Times New Roman" w:hAnsi="Times New Roman" w:cs="Times New Roman"/>
-                <w:lang w:val="tr-TR"/>
-              </w:rPr>
-              <w:t xml:space="preserve">GÖRSEL ALANI</w:t>
-            </w:r>
-          </w:p>
-          <w:p>
-            <w:pPr>
-              <w:jc w:val="both"/>
-              <w:rPr>
-                <w:rFonts w:ascii="Times New Roman" w:hAnsi="Times New Roman" w:cs="Times New Roman"/>
-                <w:lang w:val="tr-TR"/>
-              </w:rPr>
-            </w:pPr>
-            <w:r>
-              <w:rPr>
-                <w:rFonts w:ascii="Times New Roman" w:hAnsi="Times New Roman" w:cs="Times New Roman"/>
-                <w:lang w:val="tr-TR"/>
-              </w:rPr>
-              <w:t xml:space="preserve">Tarif: İletken cam, boya tutunmuş TiO₂ nanoparçacıkları, I⁻/I₃⁻ elektroliti ve karşı elektrot ile dış devredeki elektron akışını gösteren şema (vektörel, Türkçeleştirilecek).</w:t>
-            </w:r>
-          </w:p>
-          <w:p>
-            <w:pPr>
-              <w:jc w:val="both"/>
-              <w:rPr>
-                <w:rFonts w:ascii="Times New Roman" w:hAnsi="Times New Roman" w:cs="Times New Roman"/>
-                <w:lang w:val="tr-TR"/>
-              </w:rPr>
-            </w:pPr>
-            <w:r>
-              <w:rPr>
-                <w:rFonts w:ascii="Times New Roman" w:hAnsi="Times New Roman" w:cs="Times New Roman"/>
-                <w:lang w:val="tr-TR"/>
-              </w:rPr>
-              <w:t xml:space="preserve">Shutterstock arama: “dye sensitized solar cell diagram”</w:t>
-            </w:r>
-          </w:p>
-          <w:p>
-            <w:pPr>
-              <w:jc w:val="both"/>
-              <w:rPr>
-                <w:rFonts w:ascii="Times New Roman" w:hAnsi="Times New Roman" w:cs="Times New Roman"/>
-                <w:lang w:val="tr-TR"/>
-              </w:rPr>
-            </w:pPr>
-            <w:r>
-              <w:rPr>
-                <w:rFonts w:ascii="Times New Roman" w:hAnsi="Times New Roman" w:cs="Times New Roman"/>
-                <w:lang w:val="tr-TR"/>
-              </w:rPr>
-              <w:t xml:space="preserve">Shutter ID: ……………</w:t>
-            </w:r>
-          </w:p>
-        </w:tc>
-      </w:tr>
-    </w:tbl>
+      </w:pPr>
+      <w:r>
+        <w:drawing>
+          <wp:inline xmlns:a="http://schemas.openxmlformats.org/drawingml/2006/main" xmlns:pic="http://schemas.openxmlformats.org/drawingml/2006/picture">
+            <wp:extent cx="5400000" cy="3799209"/>
+            <wp:docPr id="1" name="Picture 1"/>
+            <wp:cNvGraphicFramePr>
+              <a:graphicFrameLocks noChangeAspect="1"/>
+            </wp:cNvGraphicFramePr>
+            <a:graphic>
+              <a:graphicData uri="http://schemas.openxmlformats.org/drawingml/2006/picture">
+                <pic:pic>
+                  <pic:nvPicPr>
+                    <pic:cNvPr id="0" name="k12_31_dssc_calisma.png"/>
+                    <pic:cNvPicPr/>
+                  </pic:nvPicPr>
+                  <pic:blipFill>
+                    <a:blip r:embed="rId11"/>
+                    <a:stretch>
+                      <a:fillRect/>
+                    </a:stretch>
+                  </pic:blipFill>
+                  <pic:spPr>
+                    <a:xfrm>
+                      <a:off x="0" y="0"/>
+                      <a:ext cx="5400000" cy="3799209"/>
+                    </a:xfrm>
+                    <a:prstGeom prst="rect"/>
+                  </pic:spPr>
+                </pic:pic>
+              </a:graphicData>
+            </a:graphic>
+          </wp:inline>
+        </w:drawing>
+      </w:r>
+    </w:p>
     <w:p>
       <w:pPr>
         <w:jc w:val="both"/>
@@ -263,93 +215,45 @@
         <w:t xml:space="preserve">Canlılar tarafından üretilen ya da biyokütleden elde edilen monomerlerden sentezlenen polimerlere biyopolimer denir. Nişasta, selüloz, pektin ve kitosan polisakkarit; jelatin, kolajen, glüten ve soya proteini protein yapısındaki biyopolimerlerdir. PLA ve PHA biyokaynaklı polyesterlerdir. Mikroorganizmaların etkisiyle karbon dioksit, su ve biyokütleye dönüşebilen polimerlere biyobozunur polimer denir. Biyoplastik eldesinde gliserin plastikleştirici olarak esneklik kazandırır, doğal lifler dayanımı artırır. Biyobozunur polimerler ameliyat ipliği, doku iskelesi, ilaç taşıyıcı ve yenilebilir film gibi alanlarda kullanılır ve yeşil kimyanın “bozunma için tasarım” ilkesine örnektir.</w:t>
       </w:r>
     </w:p>
-    <w:tbl>
-      <w:tblPr>
-        <w:tblW w:w="9000" w:type="dxa"/>
+    <w:p>
+      <w:pPr>
         <w:jc w:val="center"/>
-        <w:tblBorders>
-          <w:top w:val="single" w:sz="8" w:space="0" w:color="7F7F7F"/>
-          <w:left w:val="single" w:sz="8" w:space="0" w:color="7F7F7F"/>
-          <w:bottom w:val="single" w:sz="8" w:space="0" w:color="7F7F7F"/>
-          <w:right w:val="single" w:sz="8" w:space="0" w:color="7F7F7F"/>
-        </w:tblBorders>
-      </w:tblPr>
-      <w:tblGrid>
-        <w:gridCol w:w="9000"/>
-      </w:tblGrid>
-      <w:tr>
-        <w:tc>
-          <w:tcPr>
-            <w:tcW w:w="9000" w:type="dxa"/>
-            <w:shd w:val="clear" w:color="auto" w:fill="EDEDED"/>
-          </w:tcPr>
-          <w:p>
-            <w:pPr>
-              <w:jc w:val="both"/>
-              <w:rPr>
-                <w:rFonts w:ascii="Times New Roman" w:hAnsi="Times New Roman" w:cs="Times New Roman"/>
-                <w:lang w:val="tr-TR"/>
-              </w:rPr>
-            </w:pPr>
-            <w:r>
-              <w:rPr>
-                <w:rFonts w:ascii="Times New Roman" w:hAnsi="Times New Roman" w:cs="Times New Roman"/>
-                <w:lang w:val="tr-TR"/>
-              </w:rPr>
-              <w:t xml:space="preserve">GÖRSEL ALANI</w:t>
-            </w:r>
-          </w:p>
-          <w:p>
-            <w:pPr>
-              <w:jc w:val="both"/>
-              <w:rPr>
-                <w:rFonts w:ascii="Times New Roman" w:hAnsi="Times New Roman" w:cs="Times New Roman"/>
-                <w:lang w:val="tr-TR"/>
-              </w:rPr>
-            </w:pPr>
-            <w:r>
-              <w:rPr>
-                <w:rFonts w:ascii="Times New Roman" w:hAnsi="Times New Roman" w:cs="Times New Roman"/>
-                <w:lang w:val="tr-TR"/>
-              </w:rPr>
-              <w:t xml:space="preserve">Tarif: Mısır/patates → nişasta → biyoplastik ürün → kompost → CO₂, su ve biyokütle → yeniden bitki döngüsünü gösteren infografik (vektörel, Türkçeleştirilecek).</w:t>
-            </w:r>
-          </w:p>
-          <w:p>
-            <w:pPr>
-              <w:jc w:val="both"/>
-              <w:rPr>
-                <w:rFonts w:ascii="Times New Roman" w:hAnsi="Times New Roman" w:cs="Times New Roman"/>
-                <w:lang w:val="tr-TR"/>
-              </w:rPr>
-            </w:pPr>
-            <w:r>
-              <w:rPr>
-                <w:rFonts w:ascii="Times New Roman" w:hAnsi="Times New Roman" w:cs="Times New Roman"/>
-                <w:lang w:val="tr-TR"/>
-              </w:rPr>
-              <w:t xml:space="preserve">Shutterstock arama: “bioplastic life cycle infographic”</w:t>
-            </w:r>
-          </w:p>
-          <w:p>
-            <w:pPr>
-              <w:jc w:val="both"/>
-              <w:rPr>
-                <w:rFonts w:ascii="Times New Roman" w:hAnsi="Times New Roman" w:cs="Times New Roman"/>
-                <w:lang w:val="tr-TR"/>
-              </w:rPr>
-            </w:pPr>
-            <w:r>
-              <w:rPr>
-                <w:rFonts w:ascii="Times New Roman" w:hAnsi="Times New Roman" w:cs="Times New Roman"/>
-                <w:lang w:val="tr-TR"/>
-              </w:rPr>
-              <w:t xml:space="preserve">Shutter ID: ……………</w:t>
-            </w:r>
-          </w:p>
-        </w:tc>
-      </w:tr>
-    </w:tbl>
+      </w:pPr>
+      <w:r>
+        <w:drawing>
+          <wp:inline xmlns:a="http://schemas.openxmlformats.org/drawingml/2006/main" xmlns:pic="http://schemas.openxmlformats.org/drawingml/2006/picture">
+            <wp:extent cx="4680000" cy="3237889"/>
+            <wp:docPr id="2" name="Picture 2"/>
+            <wp:cNvGraphicFramePr>
+              <a:graphicFrameLocks noChangeAspect="1"/>
+            </wp:cNvGraphicFramePr>
+            <a:graphic>
+              <a:graphicData uri="http://schemas.openxmlformats.org/drawingml/2006/picture">
+                <pic:pic>
+                  <pic:nvPicPr>
+                    <pic:cNvPr id="0" name="k12_dijital_biyopolimer_dongu.png"/>
+                    <pic:cNvPicPr/>
+                  </pic:nvPicPr>
+                  <pic:blipFill>
+                    <a:blip r:embed="rId12"/>
+                    <a:stretch>
+                      <a:fillRect/>
+                    </a:stretch>
+                  </pic:blipFill>
+                  <pic:spPr>
+                    <a:xfrm>
+                      <a:off x="0" y="0"/>
+                      <a:ext cx="4680000" cy="3237889"/>
+                    </a:xfrm>
+                    <a:prstGeom prst="rect"/>
+                  </pic:spPr>
+                </pic:pic>
+              </a:graphicData>
+            </a:graphic>
+          </wp:inline>
+        </w:drawing>
+      </w:r>
+    </w:p>
     <w:p>
       <w:pPr>
         <w:jc w:val="both"/>
